--- a/en/wisdom-stories/i-am-aware-now.docx
+++ b/en/wisdom-stories/i-am-aware-now.docx
@@ -4,218 +4,120 @@
   <w:body>
     <w:p>
       <w:pPr>
-        <w:spacing w:before="0" w:after="60"/>
-        <w:jc w:val="left"/>
+        <w:pStyle w:val="Title"/>
       </w:pPr>
       <w:r>
-        <w:rPr>
-          <w:rFonts w:ascii="Arial" w:hAnsi="Arial" w:eastAsia="Arial"/>
-          <w:i w:val="0"/>
-          <w:color w:val="000000"/>
-          <w:sz w:val="52"/>
-        </w:rPr>
-        <w:t>I am now aware</w:t>
+        <w:t>What I Know Now</w:t>
       </w:r>
     </w:p>
     <w:p>
       <w:pPr>
-        <w:jc w:val="left"/>
+        <w:spacing w:after="80"/>
       </w:pPr>
       <w:r>
-        <w:rPr>
-          <w:rFonts w:ascii="Arial" w:hAnsi="Arial" w:eastAsia="Arial"/>
-          <w:i w:val="0"/>
-          <w:color w:val="000000"/>
-          <w:sz w:val="22"/>
-        </w:rPr>
-        <w:t>From someone who has fallen hard in life:</w:t>
+        <w:t>Reflections from someone who has weathered hard times:</w:t>
       </w:r>
     </w:p>
     <w:p>
       <w:pPr>
-        <w:jc w:val="left"/>
+        <w:spacing w:after="80"/>
       </w:pPr>
       <w:r>
-        <w:rPr>
-          <w:rFonts w:ascii="Arial" w:hAnsi="Arial" w:eastAsia="Arial"/>
-          <w:i w:val="0"/>
-          <w:color w:val="000000"/>
-          <w:sz w:val="22"/>
-        </w:rPr>
-        <w:t>I no longer try to make anyone love me. I am aware that those who don't like me can always find an excuse.</w:t>
+        <w:t>I no longer try to make people love me. Those who do not want to will always find a reason.</w:t>
       </w:r>
     </w:p>
     <w:p>
       <w:pPr>
-        <w:jc w:val="left"/>
+        <w:spacing w:after="80"/>
       </w:pPr>
       <w:r>
-        <w:rPr>
-          <w:rFonts w:ascii="Arial" w:hAnsi="Arial" w:eastAsia="Arial"/>
-          <w:i w:val="0"/>
-          <w:color w:val="000000"/>
-          <w:sz w:val="22"/>
-        </w:rPr>
-        <w:t>I now know my worth and I am aware that I don't have to prove myself to anyone.</w:t>
+        <w:t>I know my worth now. I do not have to prove it to everyone.</w:t>
       </w:r>
     </w:p>
     <w:p>
       <w:pPr>
-        <w:jc w:val="left"/>
+        <w:spacing w:after="80"/>
       </w:pPr>
       <w:r>
-        <w:rPr>
-          <w:rFonts w:ascii="Arial" w:hAnsi="Arial" w:eastAsia="Arial"/>
-          <w:i w:val="0"/>
-          <w:color w:val="000000"/>
-          <w:sz w:val="22"/>
-        </w:rPr>
-        <w:t>I am now aware that I don't want to give my life to people who are complacent, arrogant, and conceited.</w:t>
+        <w:t>I no longer want to spend my life among the arrogant and self-satisfied.</w:t>
+      </w:r>
+    </w:p>
+    <w:p>
+      <w:pPr/>
+      <w:r>
+        <w:t>I know that people who truly want something look for a way, while those who do not look for an excuse.</w:t>
       </w:r>
     </w:p>
     <w:p>
       <w:pPr>
-        <w:jc w:val="left"/>
+        <w:spacing w:after="80"/>
       </w:pPr>
       <w:r>
-        <w:rPr>
-          <w:rFonts w:ascii="Arial" w:hAnsi="Arial" w:eastAsia="Arial"/>
-          <w:i w:val="0"/>
-          <w:color w:val="000000"/>
-          <w:sz w:val="22"/>
-        </w:rPr>
-        <w:t>I am now aware that those who want something have a purpose, and those who don't want something always have a "but".</w:t>
+        <w:t>I do not confide in gossips. Anyone who shares other people’s secrets may share mine too.</w:t>
       </w:r>
     </w:p>
     <w:p>
       <w:pPr>
-        <w:jc w:val="left"/>
+        <w:spacing w:after="80"/>
       </w:pPr>
       <w:r>
-        <w:rPr>
-          <w:rFonts w:ascii="Arial" w:hAnsi="Arial" w:eastAsia="Arial"/>
-          <w:i w:val="0"/>
-          <w:color w:val="000000"/>
-          <w:sz w:val="22"/>
-        </w:rPr>
-        <w:t>I no longer share my secrets with someone who gossips, because I am aware that a gossiper cannot keep a secret.</w:t>
+        <w:t>I no longer try to change the minds of people determined not to listen.</w:t>
       </w:r>
     </w:p>
     <w:p>
       <w:pPr>
-        <w:jc w:val="left"/>
+        <w:spacing w:after="80"/>
       </w:pPr>
       <w:r>
-        <w:rPr>
-          <w:rFonts w:ascii="Arial" w:hAnsi="Arial" w:eastAsia="Arial"/>
-          <w:i w:val="0"/>
-          <w:color w:val="000000"/>
-          <w:sz w:val="22"/>
-        </w:rPr>
-        <w:t>I no longer try to convince or lead stubborn people, because I am aware that it is impossible to turn a stubborn person from his or her path.</w:t>
+        <w:t>I want distance from people who lie, make empty promises, and fail to keep their word.</w:t>
+      </w:r>
+    </w:p>
+    <w:p>
+      <w:pPr/>
+      <w:r>
+        <w:t>I no longer want to be harsh or unforgiving. I value people who can acknowledge a mistake and apologize.</w:t>
       </w:r>
     </w:p>
     <w:p>
       <w:pPr>
-        <w:jc w:val="left"/>
+        <w:keepNext/>
+        <w:spacing w:after="80"/>
       </w:pPr>
       <w:r>
-        <w:rPr>
-          <w:rFonts w:ascii="Arial" w:hAnsi="Arial" w:eastAsia="Arial"/>
-          <w:i w:val="0"/>
-          <w:color w:val="000000"/>
-          <w:sz w:val="22"/>
-        </w:rPr>
-        <w:t>I am now aware that I want people who lie, make empty promises and don't keep their promises out of my life.</w:t>
+        <w:t>I know I am happiest with people around whom I can be myself.</w:t>
       </w:r>
     </w:p>
     <w:p>
       <w:pPr>
-        <w:jc w:val="left"/>
+        <w:keepNext/>
+        <w:keepLines/>
+        <w:spacing w:before="160"/>
       </w:pPr>
       <w:r>
         <w:rPr>
-          <w:rFonts w:ascii="Arial" w:hAnsi="Arial" w:eastAsia="Arial"/>
-          <w:i w:val="0"/>
-          <w:color w:val="000000"/>
-          <w:sz w:val="22"/>
+          <w:b/>
         </w:rPr>
-        <w:t>I am no longer able to forgive, to be cruel and harsh. I am aware that I should value people who are only able to apologize when they make a mistake.</w:t>
+        <w:t>Moral:</w:t>
+      </w:r>
+      <w:r>
+        <w:t xml:space="preserve"> True maturity is not about changing others, but about knowing who to let into your life and who to stay away from.</w:t>
       </w:r>
     </w:p>
     <w:p>
       <w:pPr>
-        <w:jc w:val="left"/>
+        <w:spacing w:after="80"/>
       </w:pPr>
       <w:r>
         <w:rPr>
-          <w:rFonts w:ascii="Arial" w:hAnsi="Arial" w:eastAsia="Arial"/>
-          <w:i w:val="0"/>
-          <w:color w:val="000000"/>
-          <w:sz w:val="22"/>
+          <w:i/>
+          <w:sz w:val="18"/>
         </w:rPr>
-        <w:t>I am now aware that I am happier with the person I am "myself" with.</w:t>
-      </w:r>
-    </w:p>
-    <w:p>
-      <w:pPr>
-        <w:pStyle w:val="Moral"/>
-        <w:keepNext/>
-        <w:keepLines/>
-        <w:widowControl/>
-        <w:spacing w:before="240" w:after="180" w:line="283" w:lineRule="auto"/>
-        <w:ind w:left="240" w:right="240"/>
-        <w:jc w:val="left"/>
-        <w:pBdr>
-          <w:top w:val="single" w:sz="8" w:space="7" w:color="E8D59A"/>
-          <w:left w:val="single" w:sz="32" w:space="11" w:color="C6A23A"/>
-          <w:bottom w:val="single" w:sz="8" w:space="7" w:color="E8D59A"/>
-          <w:right w:val="single" w:sz="8" w:space="11" w:color="E8D59A"/>
-        </w:pBdr>
-        <w:shd w:val="clear" w:color="auto" w:fill="FFF8E1"/>
-      </w:pPr>
-      <w:r>
-        <w:rPr>
-          <w:rFonts w:ascii="Arial" w:hAnsi="Arial" w:eastAsia="Arial" w:cs="Arial"/>
-          <w:b/>
-          <w:i w:val="0"/>
-          <w:color w:val="9A7417"/>
-          <w:sz w:val="22"/>
-        </w:rPr>
-        <w:t xml:space="preserve">Moral: </w:t>
-      </w:r>
-      <w:r>
-        <w:rPr>
-          <w:rFonts w:ascii="Arial" w:hAnsi="Arial" w:eastAsia="Arial" w:cs="Arial"/>
-          <w:b w:val="0"/>
-          <w:i w:val="0"/>
-          <w:color w:val="3F3826"/>
-          <w:sz w:val="22"/>
-        </w:rPr>
-        <w:t>True maturity is not about changing others, but about knowing who to let into your life and who to stay away from.</w:t>
-      </w:r>
-    </w:p>
-    <w:p>
-      <w:pPr>
-        <w:keepLines/>
-        <w:widowControl/>
-        <w:spacing w:before="60" w:after="0" w:line="240" w:lineRule="auto"/>
-        <w:jc w:val="right"/>
-      </w:pPr>
-      <w:r>
-        <w:rPr>
-          <w:rFonts w:ascii="Arial" w:hAnsi="Arial" w:eastAsia="Arial" w:cs="Arial"/>
-          <w:b w:val="0"/>
-          <w:i/>
-          <w:color w:val="8A7950"/>
-          <w:sz w:val="17"/>
-        </w:rPr>
-        <w:t>The story was obtained from open Internet sources.</w:t>
+        <w:t>Source: Publicly available internet sources.</w:t>
       </w:r>
     </w:p>
     <w:sectPr>
       <w:pgSz w:w="12240" w:h="15840"/>
-      <w:pgMar w:top="1440" w:right="1440" w:bottom="1440" w:left="1440" w:header="708" w:footer="708" w:gutter="0"/>
+      <w:pgMar w:top="1080" w:right="1224" w:bottom="1080" w:left="1224" w:header="720" w:footer="720" w:gutter="0"/>
       <w:cols w:space="720"/>
       <w:docGrid w:linePitch="360"/>
     </w:sectPr>
@@ -587,12 +489,14 @@
     <w:qFormat/>
     <w:rsid w:val="00FC693F"/>
     <w:pPr>
-      <w:spacing w:before="0" w:after="160" w:line="276" w:lineRule="auto"/>
+      <w:widowControl/>
+      <w:spacing w:after="120" w:line="259" w:lineRule="auto"/>
     </w:pPr>
     <w:rPr>
-      <w:rFonts w:ascii="Arial" w:hAnsi="Arial" w:eastAsia="Arial"/>
+      <w:rFonts w:ascii="Arial" w:hAnsi="Arial"/>
       <w:color w:val="000000"/>
       <w:sz w:val="22"/>
+      <w:lang w:val="en-US"/>
     </w:rPr>
   </w:style>
   <w:style w:type="paragraph" w:styleId="Header">
@@ -936,18 +840,17 @@
     <w:qFormat/>
     <w:rsid w:val="00FC693F"/>
     <w:pPr>
-      <w:pBdr>
-        <w:bottom w:val="single" w:sz="8" w:space="4" w:color="4F81BD" w:themeColor="accent1"/>
-      </w:pBdr>
-      <w:spacing w:after="300" w:line="240" w:lineRule="auto"/>
+      <w:keepNext/>
+      <w:spacing w:after="280" w:line="240" w:lineRule="auto"/>
       <w:contextualSpacing/>
     </w:pPr>
     <w:rPr>
-      <w:rFonts w:asciiTheme="majorHAnsi" w:eastAsiaTheme="majorEastAsia" w:hAnsiTheme="majorHAnsi" w:cstheme="majorBidi"/>
-      <w:color w:val="17365D" w:themeColor="text2" w:themeShade="BF"/>
+      <w:rFonts w:asciiTheme="majorHAnsi" w:eastAsiaTheme="majorEastAsia" w:hAnsiTheme="majorHAnsi" w:cstheme="majorBidi" w:ascii="Arial" w:hAnsi="Arial"/>
+      <w:b/>
+      <w:color w:val="000000"/>
       <w:spacing w:val="5"/>
       <w:kern w:val="28"/>
-      <w:sz w:val="52"/>
+      <w:sz w:val="34"/>
       <w:szCs w:val="52"/>
     </w:rPr>
   </w:style>
@@ -1423,9 +1326,6 @@
     <w:qFormat/>
     <w:rsid w:val="00FC693F"/>
     <w:pPr>
-      <w:pBdr>
-        <w:bottom w:val="single" w:sz="4" w:space="4" w:color="4F81BD" w:themeColor="accent1"/>
-      </w:pBdr>
       <w:spacing w:before="200" w:after="280"/>
       <w:ind w:left="936" w:right="936"/>
     </w:pPr>
@@ -12276,18 +12176,6 @@
         <w:shd w:val="clear" w:color="auto" w:fill="FBCAA2" w:themeFill="accent6" w:themeFillTint="7F"/>
       </w:tcPr>
     </w:tblStylePr>
-  </w:style>
-  <w:style w:type="paragraph" w:customStyle="1" w:styleId="Moral">
-    <w:name w:val="Moral"/>
-    <w:basedOn w:val="Normal"/>
-    <w:pPr>
-      <w:spacing w:before="160" w:after="0" w:line="276" w:lineRule="auto"/>
-    </w:pPr>
-    <w:rPr>
-      <w:rFonts w:ascii="Arial" w:hAnsi="Arial" w:eastAsia="Arial"/>
-      <w:i/>
-      <w:sz w:val="22"/>
-    </w:rPr>
   </w:style>
 </w:styles>
 </file>

--- a/en/wisdom-stories/i-am-aware-now.docx
+++ b/en/wisdom-stories/i-am-aware-now.docx
@@ -7,7 +7,7 @@
         <w:pStyle w:val="Title"/>
       </w:pPr>
       <w:r>
-        <w:t>What I Know Now</w:t>
+        <w:t>Now I Understand</w:t>
       </w:r>
     </w:p>
     <w:p>
@@ -23,7 +23,7 @@
         <w:spacing w:after="80"/>
       </w:pPr>
       <w:r>
-        <w:t>I no longer try to make people love me. Those who do not want to will always find a reason.</w:t>
+        <w:t>I no longer try to make people love me. I know that anyone who dislikes me will always find an excuse.</w:t>
       </w:r>
     </w:p>
     <w:p>
@@ -31,7 +31,7 @@
         <w:spacing w:after="80"/>
       </w:pPr>
       <w:r>
-        <w:t>I know my worth now. I do not have to prove it to everyone.</w:t>
+        <w:t>I know my worth now. I do not have to prove myself to anyone.</w:t>
       </w:r>
     </w:p>
     <w:p>
@@ -39,13 +39,13 @@
         <w:spacing w:after="80"/>
       </w:pPr>
       <w:r>
-        <w:t>I no longer want to spend my life among the arrogant and self-satisfied.</w:t>
+        <w:t>I no longer want to let boastful, arrogant people into my life.</w:t>
       </w:r>
     </w:p>
     <w:p>
       <w:pPr/>
       <w:r>
-        <w:t>I know that people who truly want something look for a way, while those who do not look for an excuse.</w:t>
+        <w:t>I know that the one who wants has a purpose, and the one who does not want always has a “but.”</w:t>
       </w:r>
     </w:p>
     <w:p>
@@ -53,7 +53,7 @@
         <w:spacing w:after="80"/>
       </w:pPr>
       <w:r>
-        <w:t>I do not confide in gossips. Anyone who shares other people’s secrets may share mine too.</w:t>
+        <w:t>I do not confide in gossips. Anyone who carries other people’s words will not keep my secret either.</w:t>
       </w:r>
     </w:p>
     <w:p>
@@ -61,7 +61,7 @@
         <w:spacing w:after="80"/>
       </w:pPr>
       <w:r>
-        <w:t>I no longer try to change the minds of people determined not to listen.</w:t>
+        <w:t>I do not try to win over a stubborn person. I have learned that such a person cannot be turned from their opinion.</w:t>
       </w:r>
     </w:p>
     <w:p>
@@ -69,13 +69,13 @@
         <w:spacing w:after="80"/>
       </w:pPr>
       <w:r>
-        <w:t>I want distance from people who lie, make empty promises, and fail to keep their word.</w:t>
+        <w:t>People who lie, make empty promises, and fail to keep their word have no place in my life.</w:t>
       </w:r>
     </w:p>
     <w:p>
       <w:pPr/>
       <w:r>
-        <w:t>I no longer want to be harsh or unforgiving. I value people who can acknowledge a mistake and apologize.</w:t>
+        <w:t>I stay away from people who cannot forgive, who are merciless and harsh. I value people who can acknowledge a mistake and apologize.</w:t>
       </w:r>
     </w:p>
     <w:p>
@@ -84,7 +84,7 @@
         <w:spacing w:after="80"/>
       </w:pPr>
       <w:r>
-        <w:t>I know I am happiest with people around whom I can be myself.</w:t>
+        <w:t>I know I am happier with people around whom I can be myself.</w:t>
       </w:r>
     </w:p>
     <w:p>
@@ -97,11 +97,9 @@
         <w:rPr>
           <w:b/>
         </w:rPr>
-        <w:t>Moral:</w:t>
+        <w:t>Moral: True maturity is not about changing others, but about knowing who to let into your life and who to stay away from.</w:t>
       </w:r>
-      <w:r>
-        <w:t xml:space="preserve"> True maturity is not about changing others, but about knowing who to let into your life and who to stay away from.</w:t>
-      </w:r>
+      <w:r/>
     </w:p>
     <w:p>
       <w:pPr>
@@ -112,7 +110,7 @@
           <w:i/>
           <w:sz w:val="18"/>
         </w:rPr>
-        <w:t>Source: Publicly available internet sources.</w:t>
+        <w:t>Stories are taken from open Internet sources; illustrations were created with AI.</w:t>
       </w:r>
     </w:p>
     <w:sectPr>
